--- a/Slave_Board_Drive_Circuit_Reflection.docx
+++ b/Slave_Board_Drive_Circuit_Reflection.docx
@@ -207,6 +207,9 @@
     <w:p/>
     <w:p>
       <w:r>
+        <w:rPr>
+          <w:noProof/>
+        </w:rPr>
         <w:lastRenderedPageBreak/>
         <w:drawing>
           <wp:inline distT="0" distB="0" distL="0" distR="0" wp14:anchorId="6C971881" wp14:editId="20219A2E">
